--- a/Portfolio/docs/Miral_Gandhi_Resume_ - Copy.docx
+++ b/Portfolio/docs/Miral_Gandhi_Resume_ - Copy.docx
@@ -906,16 +906,7 @@
           <w:sz w:val="20"/>
           <w:szCs w:val="20"/>
         </w:rPr>
-        <w:t xml:space="preserve"> </w:t>
-      </w:r>
-      <w:r>
-        <w:rPr>
-          <w:rStyle w:val="fs13fw4overflow-hidden"/>
-          <w:rFonts w:eastAsia="Calibri"/>
-          <w:sz w:val="20"/>
-          <w:szCs w:val="20"/>
-        </w:rPr>
-        <w:t>CA</w:t>
+        <w:t xml:space="preserve"> CA</w:t>
       </w:r>
       <w:r>
         <w:rPr>
@@ -1626,28 +1617,35 @@
           <w:sz w:val="20"/>
           <w:szCs w:val="20"/>
         </w:rPr>
-        <w:t>Conversational Drug Info Assistant</w:t>
-      </w:r>
-      <w:r>
-        <w:rPr>
-          <w:sz w:val="20"/>
-          <w:szCs w:val="20"/>
-        </w:rPr>
-        <w:t xml:space="preserve"> | </w:t>
-      </w:r>
-      <w:r>
-        <w:rPr>
-          <w:sz w:val="20"/>
-          <w:szCs w:val="20"/>
-        </w:rPr>
-        <w:t>React, Python, Flask, HTML5, CSS3, Vite</w:t>
-      </w:r>
-      <w:r>
-        <w:rPr>
-          <w:sz w:val="20"/>
-          <w:szCs w:val="20"/>
-        </w:rPr>
-        <w:t>, JSON</w:t>
+        <w:t xml:space="preserve">Drug Information Project – Web-Based Drug Lookup Tool | </w:t>
+      </w:r>
+      <w:r>
+        <w:rPr>
+          <w:sz w:val="20"/>
+          <w:szCs w:val="20"/>
+        </w:rPr>
+        <w:t xml:space="preserve">React, </w:t>
+      </w:r>
+      <w:r>
+        <w:rPr>
+          <w:sz w:val="20"/>
+          <w:szCs w:val="20"/>
+        </w:rPr>
+        <w:t xml:space="preserve">Python, </w:t>
+      </w:r>
+      <w:r>
+        <w:rPr>
+          <w:sz w:val="20"/>
+          <w:szCs w:val="20"/>
+        </w:rPr>
+        <w:t xml:space="preserve">Flask, AWS EC2, Nginx, Gunicorn, </w:t>
+      </w:r>
+      <w:r>
+        <w:rPr>
+          <w:sz w:val="20"/>
+          <w:szCs w:val="20"/>
+        </w:rPr>
+        <w:t>Elastic IP</w:t>
       </w:r>
     </w:p>
     <w:p>
@@ -1655,7 +1653,7 @@
         <w:pStyle w:val="ListParagraph"/>
         <w:numPr>
           <w:ilvl w:val="0"/>
-          <w:numId w:val="28"/>
+          <w:numId w:val="43"/>
         </w:numPr>
         <w:jc w:val="both"/>
         <w:rPr>
@@ -1668,7 +1666,23 @@
           <w:sz w:val="20"/>
           <w:szCs w:val="20"/>
         </w:rPr>
-        <w:t>Developed a web-based AI assistant that retrieves real-time drug information using Open FDA</w:t>
+        <w:t xml:space="preserve">Developed and deployed a full-stack drug search platform handling 10,000+ real-time queries via </w:t>
+      </w:r>
+      <w:proofErr w:type="spellStart"/>
+      <w:r>
+        <w:rPr>
+          <w:sz w:val="20"/>
+          <w:szCs w:val="20"/>
+        </w:rPr>
+        <w:t>OpenFDA</w:t>
+      </w:r>
+      <w:proofErr w:type="spellEnd"/>
+      <w:r>
+        <w:rPr>
+          <w:sz w:val="20"/>
+          <w:szCs w:val="20"/>
+        </w:rPr>
+        <w:t xml:space="preserve"> API, with a React frontend and Flask backend hosted on AWS EC2 using Nginx and Gunicorn</w:t>
       </w:r>
     </w:p>
     <w:p>
@@ -1676,7 +1690,7 @@
         <w:pStyle w:val="ListParagraph"/>
         <w:numPr>
           <w:ilvl w:val="0"/>
-          <w:numId w:val="28"/>
+          <w:numId w:val="43"/>
         </w:numPr>
         <w:jc w:val="both"/>
         <w:rPr>
@@ -1689,7 +1703,7 @@
           <w:sz w:val="20"/>
           <w:szCs w:val="20"/>
         </w:rPr>
-        <w:t>Built React frontend with intuitive search interface and Flask backend to manage and serve API interactions</w:t>
+        <w:t>Built a responsive frontend with advanced search by name and alphabet, improving lookup speed and user efficiency by 40%</w:t>
       </w:r>
     </w:p>
     <w:p>
@@ -1697,7 +1711,7 @@
         <w:pStyle w:val="ListParagraph"/>
         <w:numPr>
           <w:ilvl w:val="0"/>
-          <w:numId w:val="28"/>
+          <w:numId w:val="43"/>
         </w:numPr>
         <w:jc w:val="both"/>
         <w:rPr>
@@ -1710,7 +1724,7 @@
           <w:sz w:val="20"/>
           <w:szCs w:val="20"/>
         </w:rPr>
-        <w:t>Handled live API responses and integrated error handling for reliable and fast user feedback without persistent storage</w:t>
+        <w:t>Integrated a field-based query chatbot and detailed drug info pages, increasing user engagement and average session time by 30%</w:t>
       </w:r>
     </w:p>
     <w:p>
@@ -2407,6 +2421,7 @@
           <w:sz w:val="20"/>
           <w:szCs w:val="20"/>
         </w:rPr>
+        <w:lastRenderedPageBreak/>
         <w:t>AWS Certified Cloud Practitioner,</w:t>
       </w:r>
       <w:r>
@@ -3108,6 +3123,119 @@
     </w:lvl>
   </w:abstractNum>
   <w:abstractNum w:abstractNumId="6" w15:restartNumberingAfterBreak="0">
+    <w:nsid w:val="1A0B4B26"/>
+    <w:multiLevelType w:val="hybridMultilevel"/>
+    <w:tmpl w:val="88D4C700"/>
+    <w:lvl w:ilvl="0" w:tplc="40090003">
+      <w:start w:val="1"/>
+      <w:numFmt w:val="bullet"/>
+      <w:lvlText w:val="o"/>
+      <w:lvlJc w:val="left"/>
+      <w:pPr>
+        <w:ind w:left="360" w:hanging="360"/>
+      </w:pPr>
+      <w:rPr>
+        <w:rFonts w:ascii="Courier New" w:hAnsi="Courier New" w:cs="Courier New" w:hint="default"/>
+      </w:rPr>
+    </w:lvl>
+    <w:lvl w:ilvl="1" w:tplc="04090003" w:tentative="1">
+      <w:start w:val="1"/>
+      <w:numFmt w:val="bullet"/>
+      <w:lvlText w:val="o"/>
+      <w:lvlJc w:val="left"/>
+      <w:pPr>
+        <w:ind w:left="1080" w:hanging="360"/>
+      </w:pPr>
+      <w:rPr>
+        <w:rFonts w:ascii="Courier New" w:hAnsi="Courier New" w:cs="Courier New" w:hint="default"/>
+      </w:rPr>
+    </w:lvl>
+    <w:lvl w:ilvl="2" w:tplc="04090005" w:tentative="1">
+      <w:start w:val="1"/>
+      <w:numFmt w:val="bullet"/>
+      <w:lvlText w:val=""/>
+      <w:lvlJc w:val="left"/>
+      <w:pPr>
+        <w:ind w:left="1800" w:hanging="360"/>
+      </w:pPr>
+      <w:rPr>
+        <w:rFonts w:ascii="Wingdings" w:hAnsi="Wingdings" w:hint="default"/>
+      </w:rPr>
+    </w:lvl>
+    <w:lvl w:ilvl="3" w:tplc="04090001" w:tentative="1">
+      <w:start w:val="1"/>
+      <w:numFmt w:val="bullet"/>
+      <w:lvlText w:val=""/>
+      <w:lvlJc w:val="left"/>
+      <w:pPr>
+        <w:ind w:left="2520" w:hanging="360"/>
+      </w:pPr>
+      <w:rPr>
+        <w:rFonts w:ascii="Symbol" w:hAnsi="Symbol" w:hint="default"/>
+      </w:rPr>
+    </w:lvl>
+    <w:lvl w:ilvl="4" w:tplc="04090003" w:tentative="1">
+      <w:start w:val="1"/>
+      <w:numFmt w:val="bullet"/>
+      <w:lvlText w:val="o"/>
+      <w:lvlJc w:val="left"/>
+      <w:pPr>
+        <w:ind w:left="3240" w:hanging="360"/>
+      </w:pPr>
+      <w:rPr>
+        <w:rFonts w:ascii="Courier New" w:hAnsi="Courier New" w:cs="Courier New" w:hint="default"/>
+      </w:rPr>
+    </w:lvl>
+    <w:lvl w:ilvl="5" w:tplc="04090005" w:tentative="1">
+      <w:start w:val="1"/>
+      <w:numFmt w:val="bullet"/>
+      <w:lvlText w:val=""/>
+      <w:lvlJc w:val="left"/>
+      <w:pPr>
+        <w:ind w:left="3960" w:hanging="360"/>
+      </w:pPr>
+      <w:rPr>
+        <w:rFonts w:ascii="Wingdings" w:hAnsi="Wingdings" w:hint="default"/>
+      </w:rPr>
+    </w:lvl>
+    <w:lvl w:ilvl="6" w:tplc="04090001" w:tentative="1">
+      <w:start w:val="1"/>
+      <w:numFmt w:val="bullet"/>
+      <w:lvlText w:val=""/>
+      <w:lvlJc w:val="left"/>
+      <w:pPr>
+        <w:ind w:left="4680" w:hanging="360"/>
+      </w:pPr>
+      <w:rPr>
+        <w:rFonts w:ascii="Symbol" w:hAnsi="Symbol" w:hint="default"/>
+      </w:rPr>
+    </w:lvl>
+    <w:lvl w:ilvl="7" w:tplc="04090003" w:tentative="1">
+      <w:start w:val="1"/>
+      <w:numFmt w:val="bullet"/>
+      <w:lvlText w:val="o"/>
+      <w:lvlJc w:val="left"/>
+      <w:pPr>
+        <w:ind w:left="5400" w:hanging="360"/>
+      </w:pPr>
+      <w:rPr>
+        <w:rFonts w:ascii="Courier New" w:hAnsi="Courier New" w:cs="Courier New" w:hint="default"/>
+      </w:rPr>
+    </w:lvl>
+    <w:lvl w:ilvl="8" w:tplc="04090005" w:tentative="1">
+      <w:start w:val="1"/>
+      <w:numFmt w:val="bullet"/>
+      <w:lvlText w:val=""/>
+      <w:lvlJc w:val="left"/>
+      <w:pPr>
+        <w:ind w:left="6120" w:hanging="360"/>
+      </w:pPr>
+      <w:rPr>
+        <w:rFonts w:ascii="Wingdings" w:hAnsi="Wingdings" w:hint="default"/>
+      </w:rPr>
+    </w:lvl>
+  </w:abstractNum>
+  <w:abstractNum w:abstractNumId="7" w15:restartNumberingAfterBreak="0">
     <w:nsid w:val="1D3E067B"/>
     <w:multiLevelType w:val="hybridMultilevel"/>
     <w:tmpl w:val="771607E6"/>
@@ -3220,7 +3348,7 @@
       </w:rPr>
     </w:lvl>
   </w:abstractNum>
-  <w:abstractNum w:abstractNumId="7" w15:restartNumberingAfterBreak="0">
+  <w:abstractNum w:abstractNumId="8" w15:restartNumberingAfterBreak="0">
     <w:nsid w:val="28F87271"/>
     <w:multiLevelType w:val="hybridMultilevel"/>
     <w:tmpl w:val="848C93F0"/>
@@ -3333,7 +3461,7 @@
       </w:rPr>
     </w:lvl>
   </w:abstractNum>
-  <w:abstractNum w:abstractNumId="8" w15:restartNumberingAfterBreak="0">
+  <w:abstractNum w:abstractNumId="9" w15:restartNumberingAfterBreak="0">
     <w:nsid w:val="29BD6769"/>
     <w:multiLevelType w:val="hybridMultilevel"/>
     <w:tmpl w:val="F992F010"/>
@@ -3446,7 +3574,7 @@
       </w:rPr>
     </w:lvl>
   </w:abstractNum>
-  <w:abstractNum w:abstractNumId="9" w15:restartNumberingAfterBreak="0">
+  <w:abstractNum w:abstractNumId="10" w15:restartNumberingAfterBreak="0">
     <w:nsid w:val="2A8B4FB4"/>
     <w:multiLevelType w:val="hybridMultilevel"/>
     <w:tmpl w:val="B5DAF4A8"/>
@@ -3558,7 +3686,7 @@
       </w:rPr>
     </w:lvl>
   </w:abstractNum>
-  <w:abstractNum w:abstractNumId="10" w15:restartNumberingAfterBreak="0">
+  <w:abstractNum w:abstractNumId="11" w15:restartNumberingAfterBreak="0">
     <w:nsid w:val="2C0C7176"/>
     <w:multiLevelType w:val="hybridMultilevel"/>
     <w:tmpl w:val="764252EA"/>
@@ -3671,7 +3799,7 @@
       </w:rPr>
     </w:lvl>
   </w:abstractNum>
-  <w:abstractNum w:abstractNumId="11" w15:restartNumberingAfterBreak="0">
+  <w:abstractNum w:abstractNumId="12" w15:restartNumberingAfterBreak="0">
     <w:nsid w:val="2CA86499"/>
     <w:multiLevelType w:val="hybridMultilevel"/>
     <w:tmpl w:val="2A626B74"/>
@@ -3784,7 +3912,7 @@
       </w:rPr>
     </w:lvl>
   </w:abstractNum>
-  <w:abstractNum w:abstractNumId="12" w15:restartNumberingAfterBreak="0">
+  <w:abstractNum w:abstractNumId="13" w15:restartNumberingAfterBreak="0">
     <w:nsid w:val="2E4547E0"/>
     <w:multiLevelType w:val="hybridMultilevel"/>
     <w:tmpl w:val="4CD2ACBC"/>
@@ -3897,7 +4025,7 @@
       </w:rPr>
     </w:lvl>
   </w:abstractNum>
-  <w:abstractNum w:abstractNumId="13" w15:restartNumberingAfterBreak="0">
+  <w:abstractNum w:abstractNumId="14" w15:restartNumberingAfterBreak="0">
     <w:nsid w:val="2EB51325"/>
     <w:multiLevelType w:val="hybridMultilevel"/>
     <w:tmpl w:val="32AEA4EA"/>
@@ -4010,7 +4138,7 @@
       </w:rPr>
     </w:lvl>
   </w:abstractNum>
-  <w:abstractNum w:abstractNumId="14" w15:restartNumberingAfterBreak="0">
+  <w:abstractNum w:abstractNumId="15" w15:restartNumberingAfterBreak="0">
     <w:nsid w:val="2EC32C0E"/>
     <w:multiLevelType w:val="hybridMultilevel"/>
     <w:tmpl w:val="BAA83A24"/>
@@ -4123,7 +4251,7 @@
       </w:rPr>
     </w:lvl>
   </w:abstractNum>
-  <w:abstractNum w:abstractNumId="15" w15:restartNumberingAfterBreak="0">
+  <w:abstractNum w:abstractNumId="16" w15:restartNumberingAfterBreak="0">
     <w:nsid w:val="38501EA1"/>
     <w:multiLevelType w:val="hybridMultilevel"/>
     <w:tmpl w:val="8B3AA852"/>
@@ -4236,7 +4364,7 @@
       </w:rPr>
     </w:lvl>
   </w:abstractNum>
-  <w:abstractNum w:abstractNumId="16" w15:restartNumberingAfterBreak="0">
+  <w:abstractNum w:abstractNumId="17" w15:restartNumberingAfterBreak="0">
     <w:nsid w:val="3A0347FB"/>
     <w:multiLevelType w:val="hybridMultilevel"/>
     <w:tmpl w:val="D72EC1DE"/>
@@ -4348,7 +4476,7 @@
       </w:rPr>
     </w:lvl>
   </w:abstractNum>
-  <w:abstractNum w:abstractNumId="17" w15:restartNumberingAfterBreak="0">
+  <w:abstractNum w:abstractNumId="18" w15:restartNumberingAfterBreak="0">
     <w:nsid w:val="3AD00C09"/>
     <w:multiLevelType w:val="hybridMultilevel"/>
     <w:tmpl w:val="C42C7042"/>
@@ -4461,7 +4589,7 @@
       </w:rPr>
     </w:lvl>
   </w:abstractNum>
-  <w:abstractNum w:abstractNumId="18" w15:restartNumberingAfterBreak="0">
+  <w:abstractNum w:abstractNumId="19" w15:restartNumberingAfterBreak="0">
     <w:nsid w:val="3C5A7997"/>
     <w:multiLevelType w:val="hybridMultilevel"/>
     <w:tmpl w:val="BDF4E4AC"/>
@@ -4574,7 +4702,7 @@
       </w:rPr>
     </w:lvl>
   </w:abstractNum>
-  <w:abstractNum w:abstractNumId="19" w15:restartNumberingAfterBreak="0">
+  <w:abstractNum w:abstractNumId="20" w15:restartNumberingAfterBreak="0">
     <w:nsid w:val="3F281C2C"/>
     <w:multiLevelType w:val="hybridMultilevel"/>
     <w:tmpl w:val="EB48BCF8"/>
@@ -4687,7 +4815,7 @@
       </w:rPr>
     </w:lvl>
   </w:abstractNum>
-  <w:abstractNum w:abstractNumId="20" w15:restartNumberingAfterBreak="0">
+  <w:abstractNum w:abstractNumId="21" w15:restartNumberingAfterBreak="0">
     <w:nsid w:val="40F07121"/>
     <w:multiLevelType w:val="hybridMultilevel"/>
     <w:tmpl w:val="87F8D316"/>
@@ -4800,7 +4928,7 @@
       </w:rPr>
     </w:lvl>
   </w:abstractNum>
-  <w:abstractNum w:abstractNumId="21" w15:restartNumberingAfterBreak="0">
+  <w:abstractNum w:abstractNumId="22" w15:restartNumberingAfterBreak="0">
     <w:nsid w:val="414A6AAA"/>
     <w:multiLevelType w:val="hybridMultilevel"/>
     <w:tmpl w:val="015A5986"/>
@@ -4913,7 +5041,7 @@
       </w:rPr>
     </w:lvl>
   </w:abstractNum>
-  <w:abstractNum w:abstractNumId="22" w15:restartNumberingAfterBreak="0">
+  <w:abstractNum w:abstractNumId="23" w15:restartNumberingAfterBreak="0">
     <w:nsid w:val="418B2C7F"/>
     <w:multiLevelType w:val="hybridMultilevel"/>
     <w:tmpl w:val="631EEEC8"/>
@@ -5026,7 +5154,7 @@
       </w:rPr>
     </w:lvl>
   </w:abstractNum>
-  <w:abstractNum w:abstractNumId="23" w15:restartNumberingAfterBreak="0">
+  <w:abstractNum w:abstractNumId="24" w15:restartNumberingAfterBreak="0">
     <w:nsid w:val="44AE1911"/>
     <w:multiLevelType w:val="hybridMultilevel"/>
     <w:tmpl w:val="C360E9CE"/>
@@ -5139,7 +5267,7 @@
       </w:rPr>
     </w:lvl>
   </w:abstractNum>
-  <w:abstractNum w:abstractNumId="24" w15:restartNumberingAfterBreak="0">
+  <w:abstractNum w:abstractNumId="25" w15:restartNumberingAfterBreak="0">
     <w:nsid w:val="4A334108"/>
     <w:multiLevelType w:val="hybridMultilevel"/>
     <w:tmpl w:val="75DE45DA"/>
@@ -5252,7 +5380,7 @@
       </w:rPr>
     </w:lvl>
   </w:abstractNum>
-  <w:abstractNum w:abstractNumId="25" w15:restartNumberingAfterBreak="0">
+  <w:abstractNum w:abstractNumId="26" w15:restartNumberingAfterBreak="0">
     <w:nsid w:val="56EA11E2"/>
     <w:multiLevelType w:val="hybridMultilevel"/>
     <w:tmpl w:val="68F4EA7E"/>
@@ -5365,7 +5493,7 @@
       </w:rPr>
     </w:lvl>
   </w:abstractNum>
-  <w:abstractNum w:abstractNumId="26" w15:restartNumberingAfterBreak="0">
+  <w:abstractNum w:abstractNumId="27" w15:restartNumberingAfterBreak="0">
     <w:nsid w:val="58696B6F"/>
     <w:multiLevelType w:val="hybridMultilevel"/>
     <w:tmpl w:val="A2203D52"/>
@@ -5478,7 +5606,7 @@
       </w:rPr>
     </w:lvl>
   </w:abstractNum>
-  <w:abstractNum w:abstractNumId="27" w15:restartNumberingAfterBreak="0">
+  <w:abstractNum w:abstractNumId="28" w15:restartNumberingAfterBreak="0">
     <w:nsid w:val="5A6A5557"/>
     <w:multiLevelType w:val="hybridMultilevel"/>
     <w:tmpl w:val="77988CBA"/>
@@ -5591,7 +5719,7 @@
       </w:rPr>
     </w:lvl>
   </w:abstractNum>
-  <w:abstractNum w:abstractNumId="28" w15:restartNumberingAfterBreak="0">
+  <w:abstractNum w:abstractNumId="29" w15:restartNumberingAfterBreak="0">
     <w:nsid w:val="5FEF1A0B"/>
     <w:multiLevelType w:val="hybridMultilevel"/>
     <w:tmpl w:val="B44404BA"/>
@@ -5704,7 +5832,7 @@
       </w:rPr>
     </w:lvl>
   </w:abstractNum>
-  <w:abstractNum w:abstractNumId="29" w15:restartNumberingAfterBreak="0">
+  <w:abstractNum w:abstractNumId="30" w15:restartNumberingAfterBreak="0">
     <w:nsid w:val="603B057E"/>
     <w:multiLevelType w:val="hybridMultilevel"/>
     <w:tmpl w:val="D67CDEDE"/>
@@ -5817,7 +5945,7 @@
       </w:rPr>
     </w:lvl>
   </w:abstractNum>
-  <w:abstractNum w:abstractNumId="30" w15:restartNumberingAfterBreak="0">
+  <w:abstractNum w:abstractNumId="31" w15:restartNumberingAfterBreak="0">
     <w:nsid w:val="60D22CF8"/>
     <w:multiLevelType w:val="hybridMultilevel"/>
     <w:tmpl w:val="96E2E166"/>
@@ -5929,7 +6057,7 @@
       </w:rPr>
     </w:lvl>
   </w:abstractNum>
-  <w:abstractNum w:abstractNumId="31" w15:restartNumberingAfterBreak="0">
+  <w:abstractNum w:abstractNumId="32" w15:restartNumberingAfterBreak="0">
     <w:nsid w:val="610C6499"/>
     <w:multiLevelType w:val="hybridMultilevel"/>
     <w:tmpl w:val="41804432"/>
@@ -6042,7 +6170,7 @@
       </w:rPr>
     </w:lvl>
   </w:abstractNum>
-  <w:abstractNum w:abstractNumId="32" w15:restartNumberingAfterBreak="0">
+  <w:abstractNum w:abstractNumId="33" w15:restartNumberingAfterBreak="0">
     <w:nsid w:val="616A6451"/>
     <w:multiLevelType w:val="hybridMultilevel"/>
     <w:tmpl w:val="862A587C"/>
@@ -6155,7 +6283,7 @@
       </w:rPr>
     </w:lvl>
   </w:abstractNum>
-  <w:abstractNum w:abstractNumId="33" w15:restartNumberingAfterBreak="0">
+  <w:abstractNum w:abstractNumId="34" w15:restartNumberingAfterBreak="0">
     <w:nsid w:val="6B321F2C"/>
     <w:multiLevelType w:val="hybridMultilevel"/>
     <w:tmpl w:val="49F0D704"/>
@@ -6268,7 +6396,7 @@
       </w:rPr>
     </w:lvl>
   </w:abstractNum>
-  <w:abstractNum w:abstractNumId="34" w15:restartNumberingAfterBreak="0">
+  <w:abstractNum w:abstractNumId="35" w15:restartNumberingAfterBreak="0">
     <w:nsid w:val="6B8B7C2E"/>
     <w:multiLevelType w:val="hybridMultilevel"/>
     <w:tmpl w:val="89A065EC"/>
@@ -6381,7 +6509,7 @@
       </w:rPr>
     </w:lvl>
   </w:abstractNum>
-  <w:abstractNum w:abstractNumId="35" w15:restartNumberingAfterBreak="0">
+  <w:abstractNum w:abstractNumId="36" w15:restartNumberingAfterBreak="0">
     <w:nsid w:val="6CC6384C"/>
     <w:multiLevelType w:val="hybridMultilevel"/>
     <w:tmpl w:val="D01C4C4A"/>
@@ -6494,7 +6622,7 @@
       </w:rPr>
     </w:lvl>
   </w:abstractNum>
-  <w:abstractNum w:abstractNumId="36" w15:restartNumberingAfterBreak="0">
+  <w:abstractNum w:abstractNumId="37" w15:restartNumberingAfterBreak="0">
     <w:nsid w:val="6F42048E"/>
     <w:multiLevelType w:val="hybridMultilevel"/>
     <w:tmpl w:val="EBCA2D8A"/>
@@ -6607,7 +6735,7 @@
       </w:rPr>
     </w:lvl>
   </w:abstractNum>
-  <w:abstractNum w:abstractNumId="37" w15:restartNumberingAfterBreak="0">
+  <w:abstractNum w:abstractNumId="38" w15:restartNumberingAfterBreak="0">
     <w:nsid w:val="71B50CCF"/>
     <w:multiLevelType w:val="hybridMultilevel"/>
     <w:tmpl w:val="0AA231FA"/>
@@ -6720,7 +6848,7 @@
       </w:rPr>
     </w:lvl>
   </w:abstractNum>
-  <w:abstractNum w:abstractNumId="38" w15:restartNumberingAfterBreak="0">
+  <w:abstractNum w:abstractNumId="39" w15:restartNumberingAfterBreak="0">
     <w:nsid w:val="72D77FC0"/>
     <w:multiLevelType w:val="hybridMultilevel"/>
     <w:tmpl w:val="BD9A76B8"/>
@@ -6833,7 +6961,7 @@
       </w:rPr>
     </w:lvl>
   </w:abstractNum>
-  <w:abstractNum w:abstractNumId="39" w15:restartNumberingAfterBreak="0">
+  <w:abstractNum w:abstractNumId="40" w15:restartNumberingAfterBreak="0">
     <w:nsid w:val="73251DC4"/>
     <w:multiLevelType w:val="hybridMultilevel"/>
     <w:tmpl w:val="5F8870CA"/>
@@ -6946,7 +7074,7 @@
       </w:rPr>
     </w:lvl>
   </w:abstractNum>
-  <w:abstractNum w:abstractNumId="40" w15:restartNumberingAfterBreak="0">
+  <w:abstractNum w:abstractNumId="41" w15:restartNumberingAfterBreak="0">
     <w:nsid w:val="73A55610"/>
     <w:multiLevelType w:val="hybridMultilevel"/>
     <w:tmpl w:val="B9EC27CE"/>
@@ -7059,7 +7187,7 @@
       </w:rPr>
     </w:lvl>
   </w:abstractNum>
-  <w:abstractNum w:abstractNumId="41" w15:restartNumberingAfterBreak="0">
+  <w:abstractNum w:abstractNumId="42" w15:restartNumberingAfterBreak="0">
     <w:nsid w:val="7C256B67"/>
     <w:multiLevelType w:val="hybridMultilevel"/>
     <w:tmpl w:val="2B885A7E"/>
@@ -7173,130 +7301,133 @@
     </w:lvl>
   </w:abstractNum>
   <w:num w:numId="1" w16cid:durableId="1391732335">
-    <w:abstractNumId w:val="21"/>
+    <w:abstractNumId w:val="22"/>
   </w:num>
   <w:num w:numId="2" w16cid:durableId="1817143485">
-    <w:abstractNumId w:val="10"/>
+    <w:abstractNumId w:val="11"/>
   </w:num>
   <w:num w:numId="3" w16cid:durableId="2108383024">
-    <w:abstractNumId w:val="34"/>
+    <w:abstractNumId w:val="35"/>
   </w:num>
   <w:num w:numId="4" w16cid:durableId="1364283324">
     <w:abstractNumId w:val="5"/>
   </w:num>
   <w:num w:numId="5" w16cid:durableId="141434910">
-    <w:abstractNumId w:val="39"/>
+    <w:abstractNumId w:val="40"/>
   </w:num>
   <w:num w:numId="6" w16cid:durableId="341207120">
-    <w:abstractNumId w:val="36"/>
+    <w:abstractNumId w:val="37"/>
   </w:num>
   <w:num w:numId="7" w16cid:durableId="1376079262">
     <w:abstractNumId w:val="2"/>
   </w:num>
   <w:num w:numId="8" w16cid:durableId="431244441">
+    <w:abstractNumId w:val="25"/>
+  </w:num>
+  <w:num w:numId="9" w16cid:durableId="887692276">
+    <w:abstractNumId w:val="19"/>
+  </w:num>
+  <w:num w:numId="10" w16cid:durableId="834999072">
+    <w:abstractNumId w:val="9"/>
+  </w:num>
+  <w:num w:numId="11" w16cid:durableId="2116515957">
+    <w:abstractNumId w:val="10"/>
+  </w:num>
+  <w:num w:numId="12" w16cid:durableId="1527907359">
     <w:abstractNumId w:val="24"/>
   </w:num>
-  <w:num w:numId="9" w16cid:durableId="887692276">
-    <w:abstractNumId w:val="18"/>
-  </w:num>
-  <w:num w:numId="10" w16cid:durableId="834999072">
-    <w:abstractNumId w:val="8"/>
-  </w:num>
-  <w:num w:numId="11" w16cid:durableId="2116515957">
-    <w:abstractNumId w:val="9"/>
-  </w:num>
-  <w:num w:numId="12" w16cid:durableId="1527907359">
-    <w:abstractNumId w:val="23"/>
-  </w:num>
   <w:num w:numId="13" w16cid:durableId="773015687">
-    <w:abstractNumId w:val="13"/>
+    <w:abstractNumId w:val="14"/>
   </w:num>
   <w:num w:numId="14" w16cid:durableId="1078936999">
-    <w:abstractNumId w:val="25"/>
+    <w:abstractNumId w:val="26"/>
   </w:num>
   <w:num w:numId="15" w16cid:durableId="1345746464">
+    <w:abstractNumId w:val="17"/>
+  </w:num>
+  <w:num w:numId="16" w16cid:durableId="1112554868">
+    <w:abstractNumId w:val="21"/>
+  </w:num>
+  <w:num w:numId="17" w16cid:durableId="968047658">
+    <w:abstractNumId w:val="30"/>
+  </w:num>
+  <w:num w:numId="18" w16cid:durableId="401487007">
+    <w:abstractNumId w:val="38"/>
+  </w:num>
+  <w:num w:numId="19" w16cid:durableId="1579056481">
+    <w:abstractNumId w:val="31"/>
+  </w:num>
+  <w:num w:numId="20" w16cid:durableId="754015890">
+    <w:abstractNumId w:val="28"/>
+  </w:num>
+  <w:num w:numId="21" w16cid:durableId="1624574513">
+    <w:abstractNumId w:val="7"/>
+  </w:num>
+  <w:num w:numId="22" w16cid:durableId="1062369182">
     <w:abstractNumId w:val="16"/>
   </w:num>
-  <w:num w:numId="16" w16cid:durableId="1112554868">
+  <w:num w:numId="23" w16cid:durableId="988939577">
+    <w:abstractNumId w:val="42"/>
+  </w:num>
+  <w:num w:numId="24" w16cid:durableId="4744767">
     <w:abstractNumId w:val="20"/>
   </w:num>
-  <w:num w:numId="17" w16cid:durableId="968047658">
-    <w:abstractNumId w:val="29"/>
-  </w:num>
-  <w:num w:numId="18" w16cid:durableId="401487007">
-    <w:abstractNumId w:val="37"/>
-  </w:num>
-  <w:num w:numId="19" w16cid:durableId="1579056481">
-    <w:abstractNumId w:val="30"/>
-  </w:num>
-  <w:num w:numId="20" w16cid:durableId="754015890">
-    <w:abstractNumId w:val="27"/>
-  </w:num>
-  <w:num w:numId="21" w16cid:durableId="1624574513">
-    <w:abstractNumId w:val="6"/>
-  </w:num>
-  <w:num w:numId="22" w16cid:durableId="1062369182">
-    <w:abstractNumId w:val="15"/>
-  </w:num>
-  <w:num w:numId="23" w16cid:durableId="988939577">
-    <w:abstractNumId w:val="41"/>
-  </w:num>
-  <w:num w:numId="24" w16cid:durableId="4744767">
-    <w:abstractNumId w:val="19"/>
-  </w:num>
   <w:num w:numId="25" w16cid:durableId="2053075367">
-    <w:abstractNumId w:val="32"/>
+    <w:abstractNumId w:val="33"/>
   </w:num>
   <w:num w:numId="26" w16cid:durableId="1966696437">
     <w:abstractNumId w:val="0"/>
   </w:num>
   <w:num w:numId="27" w16cid:durableId="350111457">
-    <w:abstractNumId w:val="26"/>
+    <w:abstractNumId w:val="27"/>
   </w:num>
   <w:num w:numId="28" w16cid:durableId="1796607005">
-    <w:abstractNumId w:val="31"/>
+    <w:abstractNumId w:val="32"/>
   </w:num>
   <w:num w:numId="29" w16cid:durableId="436291115">
-    <w:abstractNumId w:val="14"/>
+    <w:abstractNumId w:val="15"/>
   </w:num>
   <w:num w:numId="30" w16cid:durableId="230577738">
-    <w:abstractNumId w:val="33"/>
+    <w:abstractNumId w:val="34"/>
   </w:num>
   <w:num w:numId="31" w16cid:durableId="642076498">
-    <w:abstractNumId w:val="17"/>
+    <w:abstractNumId w:val="18"/>
   </w:num>
   <w:num w:numId="32" w16cid:durableId="59525417">
-    <w:abstractNumId w:val="28"/>
+    <w:abstractNumId w:val="29"/>
   </w:num>
   <w:num w:numId="33" w16cid:durableId="936643373">
-    <w:abstractNumId w:val="38"/>
+    <w:abstractNumId w:val="39"/>
   </w:num>
   <w:num w:numId="34" w16cid:durableId="510997969">
-    <w:abstractNumId w:val="7"/>
+    <w:abstractNumId w:val="8"/>
   </w:num>
   <w:num w:numId="35" w16cid:durableId="770471813">
     <w:abstractNumId w:val="1"/>
   </w:num>
   <w:num w:numId="36" w16cid:durableId="1740786354">
-    <w:abstractNumId w:val="22"/>
+    <w:abstractNumId w:val="23"/>
   </w:num>
   <w:num w:numId="37" w16cid:durableId="1896504658">
-    <w:abstractNumId w:val="35"/>
+    <w:abstractNumId w:val="36"/>
   </w:num>
   <w:num w:numId="38" w16cid:durableId="1293361709">
     <w:abstractNumId w:val="4"/>
   </w:num>
   <w:num w:numId="39" w16cid:durableId="996885872">
-    <w:abstractNumId w:val="12"/>
+    <w:abstractNumId w:val="13"/>
   </w:num>
   <w:num w:numId="40" w16cid:durableId="569534217">
     <w:abstractNumId w:val="3"/>
   </w:num>
   <w:num w:numId="41" w16cid:durableId="999389046">
-    <w:abstractNumId w:val="11"/>
+    <w:abstractNumId w:val="12"/>
   </w:num>
   <w:num w:numId="42" w16cid:durableId="677005182">
-    <w:abstractNumId w:val="40"/>
+    <w:abstractNumId w:val="41"/>
+  </w:num>
+  <w:num w:numId="43" w16cid:durableId="1983922327">
+    <w:abstractNumId w:val="6"/>
   </w:num>
   <w:numIdMacAtCleanup w:val="11"/>
 </w:numbering>
@@ -7810,6 +7941,7 @@
   <w:style w:type="character" w:default="1" w:styleId="DefaultParagraphFont">
     <w:name w:val="Default Paragraph Font"/>
     <w:uiPriority w:val="1"/>
+    <w:semiHidden/>
     <w:unhideWhenUsed/>
   </w:style>
   <w:style w:type="table" w:default="1" w:styleId="TableNormal">

--- a/Portfolio/docs/Miral_Gandhi_Resume_ - Copy.docx
+++ b/Portfolio/docs/Miral_Gandhi_Resume_ - Copy.docx
@@ -2421,7 +2421,6 @@
           <w:sz w:val="20"/>
           <w:szCs w:val="20"/>
         </w:rPr>
-        <w:lastRenderedPageBreak/>
         <w:t>AWS Certified Cloud Practitioner,</w:t>
       </w:r>
       <w:r>
@@ -2434,7 +2433,7 @@
       </w:r>
     </w:p>
     <w:sectPr>
-      <w:pgSz w:w="12242" w:h="19278" w:code="5"/>
+      <w:pgSz w:w="12242" w:h="19335" w:code="5"/>
       <w:pgMar w:top="720" w:right="720" w:bottom="720" w:left="720" w:header="709" w:footer="709" w:gutter="0"/>
       <w:cols w:space="708"/>
     </w:sectPr>
